--- a/data/demo-files/Brightwater-Mutual-NDA-v1-client-redline.docx
+++ b/data/demo-files/Brightwater-Mutual-NDA-v1-client-redline.docx
@@ -23,7 +23,7 @@
         <w:jc w:val="both"/>
       </w:pPr>
       <w:r>
-        <w:t xml:space="preserve">This Agreement is made between PortSwigger Ltd, a company registered in England and Wales ("PortSwigger"), and Brightwater Robotics Inc., a Delaware corporation whose principal office is at 200 Harbor Drive, Boston, Massachusetts ("Brightwater").</w:t>
+        <w:t xml:space="preserve">This Agreement is made between Example Ltd, a company registered in England and Wales ("Example"), and Brightwater Robotics Inc., a Delaware corporation whose principal office is at 200 Harbor Drive, Boston, Massachusetts ("Brightwater").</w:t>
       </w:r>
     </w:p>
     <w:p>
@@ -832,17 +832,17 @@
             <w:b w:val="false"/>
             <w:bCs w:val="false"/>
           </w:rPr>
-          <w:t xml:space="preserve">Non-solicitation. During the term of this Agreement and for twenty-four (24) months after it ends, PortSwigger shall not directly or indirectly solicit, employ or engage any employee of Brightwater with whom it has had contact in connection with the Purpose.</w:t>
-        </w:r>
-      </w:ins>
-    </w:p>
-    <w:p>
-      <w:pPr>
-        <w:spacing w:after="120"/>
-        <w:jc w:val="both"/>
-      </w:pPr>
-      <w:r>
-        <w:t xml:space="preserve">Signed for and on behalf of PortSwigger Ltd by [Authorised Signatory], Director. Signed for and on behalf of Brightwater Robotics Inc. by Dana Whitfield, General Counsel.</w:t>
+          <w:t xml:space="preserve">Non-solicitation. During the term of this Agreement and for twenty-four (24) months after it ends, Example shall not directly or indirectly solicit, employ or engage any employee of Brightwater with whom it has had contact in connection with the Purpose.</w:t>
+        </w:r>
+      </w:ins>
+    </w:p>
+    <w:p>
+      <w:pPr>
+        <w:spacing w:after="120"/>
+        <w:jc w:val="both"/>
+      </w:pPr>
+      <w:r>
+        <w:t xml:space="preserve">Signed for and on behalf of Example Ltd by [Authorised Signatory], Director. Signed for and on behalf of Brightwater Robotics Inc. by Dana Whitfield, General Counsel.</w:t>
       </w:r>
     </w:p>
     <w:sectPr>
